--- a/docs/rag_sample_word_docs/04_Product_Return_Warranty_and_RMA_Guide.docx
+++ b/docs/rag_sample_word_docs/04_Product_Return_Warranty_and_RMA_Guide.docx
@@ -4,20 +4,22 @@
   <w:body>
     <w:p>
       <w:pPr>
-        <w:jc w:val="center"/>
+        <w:spacing w:before="240" w:after="80"/>
       </w:pPr>
       <w:r>
         <w:rPr>
           <w:rFonts w:ascii="Arial" w:hAnsi="Arial"/>
           <w:b/>
-          <w:color w:val="1E293B"/>
-          <w:sz w:val="40"/>
+          <w:color w:val="0F172A"/>
+          <w:sz w:val="36"/>
         </w:rPr>
-        <w:t>Product Return, Hardware Warranty &amp; RMA Guidelines</w:t>
+        <w:t>Product Return, Warranty &amp; Return Merchandise Authorization (RMA) Guide</w:t>
       </w:r>
     </w:p>
-    <w:p/>
     <w:p>
+      <w:pPr>
+        <w:spacing w:before="240" w:after="80"/>
+      </w:pPr>
       <w:r>
         <w:rPr>
           <w:rFonts w:ascii="Arial" w:hAnsi="Arial"/>
@@ -25,31 +27,56 @@
           <w:color w:val="4F46E5"/>
           <w:sz w:val="28"/>
         </w:rPr>
-        <w:t>1. Return &amp; Exchange Policy Window</w:t>
+        <w:t>📖 Executive Summary</w:t>
+      </w:r>
+    </w:p>
+    <w:p>
+      <w:pPr>
+        <w:spacing w:after="120" w:line="276" w:lineRule="auto"/>
+      </w:pPr>
+      <w:r>
+        <w:t xml:space="preserve">Antigravity Technologies offers a </w:t>
+      </w:r>
+      <w:r>
+        <w:rPr>
+          <w:b/>
+        </w:rPr>
+        <w:t>30-day no-questions-asked return window</w:t>
+      </w:r>
+      <w:r>
+        <w:t xml:space="preserve"> for all hardware products and a </w:t>
+      </w:r>
+      <w:r>
+        <w:rPr>
+          <w:b/>
+        </w:rPr>
+        <w:t>1-year limited manufacturer's warranty</w:t>
+      </w:r>
+      <w:r>
+        <w:t xml:space="preserve"> covering defects in materials and workmanship. All return and warranty processes comply with the </w:t>
+      </w:r>
+      <w:r>
+        <w:rPr>
+          <w:b/>
+        </w:rPr>
+        <w:t>FTC Magnuson-Moss Warranty Act</w:t>
+      </w:r>
+      <w:r>
+        <w:t xml:space="preserve"> and applicable state consumer protection laws.</w:t>
       </w:r>
     </w:p>
     <w:p>
       <w:r>
         <w:rPr>
-          <w:rFonts w:ascii="Arial" w:hAnsi="Arial"/>
-          <w:color w:val="334155"/>
-          <w:sz w:val="22"/>
+          <w:color w:val="E2E8F0"/>
         </w:rPr>
-        <w:t>30-Day Return Window: Customers may return unopened, undamaged, or defective hardware items within 30 days of delivery for a full refund or direct unit replacement.</w:t>
+        <w:t>____________________________________________________</w:t>
       </w:r>
     </w:p>
     <w:p>
-      <w:r>
-        <w:rPr>
-          <w:rFonts w:ascii="Arial" w:hAnsi="Arial"/>
-          <w:color w:val="334155"/>
-          <w:sz w:val="22"/>
-        </w:rPr>
-        <w:t>Items must be returned in original packaging with included power cables, mounting brackets, and documentation.</w:t>
-      </w:r>
-    </w:p>
-    <w:p/>
-    <w:p>
+      <w:pPr>
+        <w:spacing w:before="240" w:after="80"/>
+      </w:pPr>
       <w:r>
         <w:rPr>
           <w:rFonts w:ascii="Arial" w:hAnsi="Arial"/>
@@ -57,31 +84,668 @@
           <w:color w:val="4F46E5"/>
           <w:sz w:val="28"/>
         </w:rPr>
-        <w:t>2. 1-Year Limited Hardware Warranty</w:t>
+        <w:t>💡 Return Policy — 30-Day Return Window</w:t>
+      </w:r>
+    </w:p>
+    <w:p>
+      <w:pPr>
+        <w:spacing w:before="240" w:after="80"/>
+      </w:pPr>
+      <w:r>
+        <w:rPr>
+          <w:rFonts w:ascii="Arial" w:hAnsi="Arial"/>
+          <w:b/>
+          <w:color w:val="0F172A"/>
+          <w:sz w:val="24"/>
+        </w:rPr>
+        <w:t>Eligibility</w:t>
+      </w:r>
+    </w:p>
+    <w:tbl>
+      <w:tblPr>
+        <w:tblStyle w:val="TableGrid"/>
+        <w:tblW w:type="auto" w:w="0"/>
+        <w:jc w:val="center"/>
+        <w:tblLook w:firstColumn="1" w:firstRow="1" w:lastColumn="0" w:lastRow="0" w:noHBand="0" w:noVBand="1" w:val="04A0"/>
+      </w:tblPr>
+      <w:tblGrid>
+        <w:gridCol w:w="2880"/>
+        <w:gridCol w:w="2880"/>
+        <w:gridCol w:w="2880"/>
+      </w:tblGrid>
+      <w:tr>
+        <w:tc>
+          <w:tcPr>
+            <w:tcW w:type="dxa" w:w="2880"/>
+            <w:tcMar>
+              <w:top w:w="120" w:type="dxa"/>
+              <w:bottom w:w="120" w:type="dxa"/>
+              <w:left w:w="150" w:type="dxa"/>
+              <w:right w:w="150" w:type="dxa"/>
+            </w:tcMar>
+          </w:tcPr>
+          <w:p>
+            <w:pPr>
+              <w:spacing w:after="0" w:before="0"/>
+            </w:pPr>
+            <w:r>
+              <w:rPr>
+                <w:b/>
+                <w:color w:val="0F172A"/>
+                <w:sz w:val="19"/>
+              </w:rPr>
+              <w:t>Condition</w:t>
+            </w:r>
+          </w:p>
+        </w:tc>
+        <w:tc>
+          <w:tcPr>
+            <w:tcW w:type="dxa" w:w="2880"/>
+            <w:tcMar>
+              <w:top w:w="120" w:type="dxa"/>
+              <w:bottom w:w="120" w:type="dxa"/>
+              <w:left w:w="150" w:type="dxa"/>
+              <w:right w:w="150" w:type="dxa"/>
+            </w:tcMar>
+          </w:tcPr>
+          <w:p>
+            <w:pPr>
+              <w:spacing w:after="0" w:before="0"/>
+            </w:pPr>
+            <w:r>
+              <w:rPr>
+                <w:b/>
+                <w:color w:val="0F172A"/>
+                <w:sz w:val="19"/>
+              </w:rPr>
+              <w:t>Eligible for Return?</w:t>
+            </w:r>
+          </w:p>
+        </w:tc>
+        <w:tc>
+          <w:tcPr>
+            <w:tcW w:type="dxa" w:w="2880"/>
+            <w:tcMar>
+              <w:top w:w="120" w:type="dxa"/>
+              <w:bottom w:w="120" w:type="dxa"/>
+              <w:left w:w="150" w:type="dxa"/>
+              <w:right w:w="150" w:type="dxa"/>
+            </w:tcMar>
+          </w:tcPr>
+          <w:p>
+            <w:pPr>
+              <w:spacing w:after="0" w:before="0"/>
+            </w:pPr>
+            <w:r>
+              <w:rPr>
+                <w:b/>
+                <w:color w:val="0F172A"/>
+                <w:sz w:val="19"/>
+              </w:rPr>
+              <w:t>Refund Type</w:t>
+            </w:r>
+          </w:p>
+        </w:tc>
+      </w:tr>
+      <w:tr>
+        <w:tc>
+          <w:tcPr>
+            <w:tcW w:type="dxa" w:w="2880"/>
+            <w:tcMar>
+              <w:top w:w="100" w:type="dxa"/>
+              <w:bottom w:w="100" w:type="dxa"/>
+              <w:left w:w="150" w:type="dxa"/>
+              <w:right w:w="150" w:type="dxa"/>
+            </w:tcMar>
+          </w:tcPr>
+          <w:p>
+            <w:pPr>
+              <w:spacing w:after="0" w:before="0"/>
+            </w:pPr>
+            <w:r>
+              <w:rPr>
+                <w:sz w:val="19"/>
+              </w:rPr>
+              <w:t>**Unopened / Sealed** (within 30 days)</w:t>
+            </w:r>
+          </w:p>
+        </w:tc>
+        <w:tc>
+          <w:tcPr>
+            <w:tcW w:type="dxa" w:w="2880"/>
+            <w:tcMar>
+              <w:top w:w="100" w:type="dxa"/>
+              <w:bottom w:w="100" w:type="dxa"/>
+              <w:left w:w="150" w:type="dxa"/>
+              <w:right w:w="150" w:type="dxa"/>
+            </w:tcMar>
+          </w:tcPr>
+          <w:p>
+            <w:pPr>
+              <w:spacing w:after="0" w:before="0"/>
+            </w:pPr>
+            <w:r>
+              <w:rPr>
+                <w:sz w:val="19"/>
+              </w:rPr>
+              <w:t>✅ Yes</w:t>
+            </w:r>
+          </w:p>
+        </w:tc>
+        <w:tc>
+          <w:tcPr>
+            <w:tcW w:type="dxa" w:w="2880"/>
+            <w:tcMar>
+              <w:top w:w="100" w:type="dxa"/>
+              <w:bottom w:w="100" w:type="dxa"/>
+              <w:left w:w="150" w:type="dxa"/>
+              <w:right w:w="150" w:type="dxa"/>
+            </w:tcMar>
+          </w:tcPr>
+          <w:p>
+            <w:pPr>
+              <w:spacing w:after="0" w:before="0"/>
+            </w:pPr>
+            <w:r>
+              <w:rPr>
+                <w:sz w:val="19"/>
+              </w:rPr>
+              <w:t>100% full refund</w:t>
+            </w:r>
+          </w:p>
+        </w:tc>
+      </w:tr>
+      <w:tr>
+        <w:tc>
+          <w:tcPr>
+            <w:tcW w:type="dxa" w:w="2880"/>
+            <w:tcMar>
+              <w:top w:w="100" w:type="dxa"/>
+              <w:bottom w:w="100" w:type="dxa"/>
+              <w:left w:w="150" w:type="dxa"/>
+              <w:right w:w="150" w:type="dxa"/>
+            </w:tcMar>
+          </w:tcPr>
+          <w:p>
+            <w:pPr>
+              <w:spacing w:after="0" w:before="0"/>
+            </w:pPr>
+            <w:r>
+              <w:rPr>
+                <w:sz w:val="19"/>
+              </w:rPr>
+              <w:t>**Opened / Used but Defective** (within 30 days)</w:t>
+            </w:r>
+          </w:p>
+        </w:tc>
+        <w:tc>
+          <w:tcPr>
+            <w:tcW w:type="dxa" w:w="2880"/>
+            <w:tcMar>
+              <w:top w:w="100" w:type="dxa"/>
+              <w:bottom w:w="100" w:type="dxa"/>
+              <w:left w:w="150" w:type="dxa"/>
+              <w:right w:w="150" w:type="dxa"/>
+            </w:tcMar>
+          </w:tcPr>
+          <w:p>
+            <w:pPr>
+              <w:spacing w:after="0" w:before="0"/>
+            </w:pPr>
+            <w:r>
+              <w:rPr>
+                <w:sz w:val="19"/>
+              </w:rPr>
+              <w:t>✅ Yes</w:t>
+            </w:r>
+          </w:p>
+        </w:tc>
+        <w:tc>
+          <w:tcPr>
+            <w:tcW w:type="dxa" w:w="2880"/>
+            <w:tcMar>
+              <w:top w:w="100" w:type="dxa"/>
+              <w:bottom w:w="100" w:type="dxa"/>
+              <w:left w:w="150" w:type="dxa"/>
+              <w:right w:w="150" w:type="dxa"/>
+            </w:tcMar>
+          </w:tcPr>
+          <w:p>
+            <w:pPr>
+              <w:spacing w:after="0" w:before="0"/>
+            </w:pPr>
+            <w:r>
+              <w:rPr>
+                <w:sz w:val="19"/>
+              </w:rPr>
+              <w:t>100% full refund or free replacement</w:t>
+            </w:r>
+          </w:p>
+        </w:tc>
+      </w:tr>
+      <w:tr>
+        <w:tc>
+          <w:tcPr>
+            <w:tcW w:type="dxa" w:w="2880"/>
+            <w:tcMar>
+              <w:top w:w="100" w:type="dxa"/>
+              <w:bottom w:w="100" w:type="dxa"/>
+              <w:left w:w="150" w:type="dxa"/>
+              <w:right w:w="150" w:type="dxa"/>
+            </w:tcMar>
+          </w:tcPr>
+          <w:p>
+            <w:pPr>
+              <w:spacing w:after="0" w:before="0"/>
+            </w:pPr>
+            <w:r>
+              <w:rPr>
+                <w:sz w:val="19"/>
+              </w:rPr>
+              <w:t>**Opened / Used, No Defect** (within 30 days)</w:t>
+            </w:r>
+          </w:p>
+        </w:tc>
+        <w:tc>
+          <w:tcPr>
+            <w:tcW w:type="dxa" w:w="2880"/>
+            <w:tcMar>
+              <w:top w:w="100" w:type="dxa"/>
+              <w:bottom w:w="100" w:type="dxa"/>
+              <w:left w:w="150" w:type="dxa"/>
+              <w:right w:w="150" w:type="dxa"/>
+            </w:tcMar>
+          </w:tcPr>
+          <w:p>
+            <w:pPr>
+              <w:spacing w:after="0" w:before="0"/>
+            </w:pPr>
+            <w:r>
+              <w:rPr>
+                <w:sz w:val="19"/>
+              </w:rPr>
+              <w:t>✅ Yes</w:t>
+            </w:r>
+          </w:p>
+        </w:tc>
+        <w:tc>
+          <w:tcPr>
+            <w:tcW w:type="dxa" w:w="2880"/>
+            <w:tcMar>
+              <w:top w:w="100" w:type="dxa"/>
+              <w:bottom w:w="100" w:type="dxa"/>
+              <w:left w:w="150" w:type="dxa"/>
+              <w:right w:w="150" w:type="dxa"/>
+            </w:tcMar>
+          </w:tcPr>
+          <w:p>
+            <w:pPr>
+              <w:spacing w:after="0" w:before="0"/>
+            </w:pPr>
+            <w:r>
+              <w:rPr>
+                <w:sz w:val="19"/>
+              </w:rPr>
+              <w:t>85% refund (15% restocking fee)</w:t>
+            </w:r>
+          </w:p>
+        </w:tc>
+      </w:tr>
+      <w:tr>
+        <w:tc>
+          <w:tcPr>
+            <w:tcW w:type="dxa" w:w="2880"/>
+            <w:tcMar>
+              <w:top w:w="100" w:type="dxa"/>
+              <w:bottom w:w="100" w:type="dxa"/>
+              <w:left w:w="150" w:type="dxa"/>
+              <w:right w:w="150" w:type="dxa"/>
+            </w:tcMar>
+          </w:tcPr>
+          <w:p>
+            <w:pPr>
+              <w:spacing w:after="0" w:before="0"/>
+            </w:pPr>
+            <w:r>
+              <w:rPr>
+                <w:sz w:val="19"/>
+              </w:rPr>
+              <w:t>**Beyond 30 days, Manufacturer Defect**</w:t>
+            </w:r>
+          </w:p>
+        </w:tc>
+        <w:tc>
+          <w:tcPr>
+            <w:tcW w:type="dxa" w:w="2880"/>
+            <w:tcMar>
+              <w:top w:w="100" w:type="dxa"/>
+              <w:bottom w:w="100" w:type="dxa"/>
+              <w:left w:w="150" w:type="dxa"/>
+              <w:right w:w="150" w:type="dxa"/>
+            </w:tcMar>
+          </w:tcPr>
+          <w:p>
+            <w:pPr>
+              <w:spacing w:after="0" w:before="0"/>
+            </w:pPr>
+            <w:r>
+              <w:rPr>
+                <w:sz w:val="19"/>
+              </w:rPr>
+              <w:t>⚠️ Warranty claim only</w:t>
+            </w:r>
+          </w:p>
+        </w:tc>
+        <w:tc>
+          <w:tcPr>
+            <w:tcW w:type="dxa" w:w="2880"/>
+            <w:tcMar>
+              <w:top w:w="100" w:type="dxa"/>
+              <w:bottom w:w="100" w:type="dxa"/>
+              <w:left w:w="150" w:type="dxa"/>
+              <w:right w:w="150" w:type="dxa"/>
+            </w:tcMar>
+          </w:tcPr>
+          <w:p>
+            <w:pPr>
+              <w:spacing w:after="0" w:before="0"/>
+            </w:pPr>
+            <w:r>
+              <w:rPr>
+                <w:sz w:val="19"/>
+              </w:rPr>
+              <w:t>Free repair or replacement</w:t>
+            </w:r>
+          </w:p>
+        </w:tc>
+      </w:tr>
+      <w:tr>
+        <w:tc>
+          <w:tcPr>
+            <w:tcW w:type="dxa" w:w="2880"/>
+            <w:tcMar>
+              <w:top w:w="100" w:type="dxa"/>
+              <w:bottom w:w="100" w:type="dxa"/>
+              <w:left w:w="150" w:type="dxa"/>
+              <w:right w:w="150" w:type="dxa"/>
+            </w:tcMar>
+          </w:tcPr>
+          <w:p>
+            <w:pPr>
+              <w:spacing w:after="0" w:before="0"/>
+            </w:pPr>
+            <w:r>
+              <w:rPr>
+                <w:sz w:val="19"/>
+              </w:rPr>
+              <w:t>**Beyond 30 days, No Defect**</w:t>
+            </w:r>
+          </w:p>
+        </w:tc>
+        <w:tc>
+          <w:tcPr>
+            <w:tcW w:type="dxa" w:w="2880"/>
+            <w:tcMar>
+              <w:top w:w="100" w:type="dxa"/>
+              <w:bottom w:w="100" w:type="dxa"/>
+              <w:left w:w="150" w:type="dxa"/>
+              <w:right w:w="150" w:type="dxa"/>
+            </w:tcMar>
+          </w:tcPr>
+          <w:p>
+            <w:pPr>
+              <w:spacing w:after="0" w:before="0"/>
+            </w:pPr>
+            <w:r>
+              <w:rPr>
+                <w:sz w:val="19"/>
+              </w:rPr>
+              <w:t>❌ No</w:t>
+            </w:r>
+          </w:p>
+        </w:tc>
+        <w:tc>
+          <w:tcPr>
+            <w:tcW w:type="dxa" w:w="2880"/>
+            <w:tcMar>
+              <w:top w:w="100" w:type="dxa"/>
+              <w:bottom w:w="100" w:type="dxa"/>
+              <w:left w:w="150" w:type="dxa"/>
+              <w:right w:w="150" w:type="dxa"/>
+            </w:tcMar>
+          </w:tcPr>
+          <w:p>
+            <w:pPr>
+              <w:spacing w:after="0" w:before="0"/>
+            </w:pPr>
+            <w:r>
+              <w:rPr>
+                <w:sz w:val="19"/>
+              </w:rPr>
+              <w:t>Not eligible</w:t>
+            </w:r>
+          </w:p>
+        </w:tc>
+      </w:tr>
+      <w:tr>
+        <w:tc>
+          <w:tcPr>
+            <w:tcW w:type="dxa" w:w="2880"/>
+            <w:tcMar>
+              <w:top w:w="100" w:type="dxa"/>
+              <w:bottom w:w="100" w:type="dxa"/>
+              <w:left w:w="150" w:type="dxa"/>
+              <w:right w:w="150" w:type="dxa"/>
+            </w:tcMar>
+          </w:tcPr>
+          <w:p>
+            <w:pPr>
+              <w:spacing w:after="0" w:before="0"/>
+            </w:pPr>
+            <w:r>
+              <w:rPr>
+                <w:sz w:val="19"/>
+              </w:rPr>
+              <w:t>**Physical Damage / Misuse**</w:t>
+            </w:r>
+          </w:p>
+        </w:tc>
+        <w:tc>
+          <w:tcPr>
+            <w:tcW w:type="dxa" w:w="2880"/>
+            <w:tcMar>
+              <w:top w:w="100" w:type="dxa"/>
+              <w:bottom w:w="100" w:type="dxa"/>
+              <w:left w:w="150" w:type="dxa"/>
+              <w:right w:w="150" w:type="dxa"/>
+            </w:tcMar>
+          </w:tcPr>
+          <w:p>
+            <w:pPr>
+              <w:spacing w:after="0" w:before="0"/>
+            </w:pPr>
+            <w:r>
+              <w:rPr>
+                <w:sz w:val="19"/>
+              </w:rPr>
+              <w:t>❌ No</w:t>
+            </w:r>
+          </w:p>
+        </w:tc>
+        <w:tc>
+          <w:tcPr>
+            <w:tcW w:type="dxa" w:w="2880"/>
+            <w:tcMar>
+              <w:top w:w="100" w:type="dxa"/>
+              <w:bottom w:w="100" w:type="dxa"/>
+              <w:left w:w="150" w:type="dxa"/>
+              <w:right w:w="150" w:type="dxa"/>
+            </w:tcMar>
+          </w:tcPr>
+          <w:p>
+            <w:pPr>
+              <w:spacing w:after="0" w:before="0"/>
+            </w:pPr>
+            <w:r>
+              <w:rPr>
+                <w:sz w:val="19"/>
+              </w:rPr>
+              <w:t>Not eligible</w:t>
+            </w:r>
+          </w:p>
+        </w:tc>
+      </w:tr>
+    </w:tbl>
+    <w:p/>
+    <w:p>
+      <w:pPr>
+        <w:spacing w:before="240" w:after="80"/>
+      </w:pPr>
+      <w:r>
+        <w:rPr>
+          <w:rFonts w:ascii="Arial" w:hAnsi="Arial"/>
+          <w:b/>
+          <w:color w:val="0F172A"/>
+          <w:sz w:val="24"/>
+        </w:rPr>
+        <w:t>Return Process</w:t>
+      </w:r>
+    </w:p>
+    <w:p>
+      <w:pPr>
+        <w:pStyle w:val="ListNumber"/>
+        <w:spacing w:after="60"/>
+      </w:pPr>
+      <w:r/>
+      <w:r>
+        <w:rPr>
+          <w:b/>
+        </w:rPr>
+        <w:t>Initiate Return</w:t>
+      </w:r>
+      <w:r>
+        <w:t>: Email `returns@antigravity.ai` or call +1 (888) 555-ANTI ext. 200 with your order number.</w:t>
+      </w:r>
+    </w:p>
+    <w:p>
+      <w:pPr>
+        <w:pStyle w:val="ListNumber"/>
+        <w:spacing w:after="60"/>
+      </w:pPr>
+      <w:r/>
+      <w:r>
+        <w:rPr>
+          <w:b/>
+        </w:rPr>
+        <w:t>Receive RMA Number</w:t>
+      </w:r>
+      <w:r>
+        <w:t>: An RMA authorization number will be issued within 1 business day.</w:t>
+      </w:r>
+    </w:p>
+    <w:p>
+      <w:pPr>
+        <w:pStyle w:val="ListNumber"/>
+        <w:spacing w:after="60"/>
+      </w:pPr>
+      <w:r/>
+      <w:r>
+        <w:rPr>
+          <w:b/>
+        </w:rPr>
+        <w:t>Package &amp; Ship</w:t>
+      </w:r>
+      <w:r>
+        <w:t xml:space="preserve">: Securely package the product in its original packaging (if available). Attach the </w:t>
+      </w:r>
+      <w:r>
+        <w:rPr>
+          <w:b/>
+        </w:rPr>
+        <w:t>prepaid shipping label</w:t>
+      </w:r>
+      <w:r>
+        <w:t xml:space="preserve"> provided by our logistics team.</w:t>
+      </w:r>
+    </w:p>
+    <w:p>
+      <w:pPr>
+        <w:pStyle w:val="ListNumber"/>
+        <w:spacing w:after="60"/>
+      </w:pPr>
+      <w:r/>
+      <w:r>
+        <w:rPr>
+          <w:b/>
+        </w:rPr>
+        <w:t>Inspection &amp; Refund</w:t>
+      </w:r>
+      <w:r>
+        <w:t xml:space="preserve">: Upon receipt, our Quality Assurance team inspects the unit within 2 business days. Refund is processed to the original payment method within </w:t>
+      </w:r>
+      <w:r>
+        <w:rPr>
+          <w:b/>
+        </w:rPr>
+        <w:t>5–7 business days</w:t>
+      </w:r>
+      <w:r>
+        <w:t xml:space="preserve"> after inspection approval.</w:t>
+      </w:r>
+    </w:p>
+    <w:p>
+      <w:pPr>
+        <w:spacing w:before="240" w:after="80"/>
+      </w:pPr>
+      <w:r>
+        <w:rPr>
+          <w:rFonts w:ascii="Arial" w:hAnsi="Arial"/>
+          <w:b/>
+          <w:color w:val="0F172A"/>
+          <w:sz w:val="24"/>
+        </w:rPr>
+        <w:t>Non-Returnable Items</w:t>
+      </w:r>
+    </w:p>
+    <w:p>
+      <w:pPr>
+        <w:pStyle w:val="ListBullet"/>
+        <w:spacing w:after="60"/>
+      </w:pPr>
+      <w:r>
+        <w:t>Custom-configured enterprise hardware appliances (built-to-order)</w:t>
+      </w:r>
+    </w:p>
+    <w:p>
+      <w:pPr>
+        <w:pStyle w:val="ListBullet"/>
+        <w:spacing w:after="60"/>
+      </w:pPr>
+      <w:r>
+        <w:t>Software license keys (once activated)</w:t>
+      </w:r>
+    </w:p>
+    <w:p>
+      <w:pPr>
+        <w:pStyle w:val="ListBullet"/>
+        <w:spacing w:after="60"/>
+      </w:pPr>
+      <w:r>
+        <w:t>Consumable accessories (cables, adapters) opened from sealed packaging</w:t>
       </w:r>
     </w:p>
     <w:p>
       <w:r>
         <w:rPr>
-          <w:rFonts w:ascii="Arial" w:hAnsi="Arial"/>
-          <w:color w:val="334155"/>
-          <w:sz w:val="22"/>
+          <w:color w:val="E2E8F0"/>
         </w:rPr>
-        <w:t>All hardware units carry a 1-Year Limited Warranty covering manufacturing defects, power supply failures, and component breakdowns under normal operating conditions.</w:t>
+        <w:t>____________________________________________________</w:t>
       </w:r>
     </w:p>
     <w:p>
-      <w:r>
-        <w:rPr>
-          <w:rFonts w:ascii="Arial" w:hAnsi="Arial"/>
-          <w:color w:val="334155"/>
-          <w:sz w:val="22"/>
-        </w:rPr>
-        <w:t>Compliant with the US FTC Magnuson-Moss Warranty Act and European Union Consumer Protection Directives.</w:t>
-      </w:r>
-    </w:p>
-    <w:p/>
-    <w:p>
+      <w:pPr>
+        <w:spacing w:before="240" w:after="80"/>
+      </w:pPr>
       <w:r>
         <w:rPr>
           <w:rFonts w:ascii="Arial" w:hAnsi="Arial"/>
@@ -89,50 +753,1655 @@
           <w:color w:val="4F46E5"/>
           <w:sz w:val="28"/>
         </w:rPr>
-        <w:t>3. Return Merchandise Authorization (RMA) Steps</w:t>
+        <w:t>🛡️ Warranty Coverage — 1-Year Limited Warranty</w:t>
+      </w:r>
+    </w:p>
+    <w:p>
+      <w:pPr>
+        <w:spacing w:before="240" w:after="80"/>
+      </w:pPr>
+      <w:r>
+        <w:rPr>
+          <w:rFonts w:ascii="Arial" w:hAnsi="Arial"/>
+          <w:b/>
+          <w:color w:val="0F172A"/>
+          <w:sz w:val="24"/>
+        </w:rPr>
+        <w:t>What's Covered</w:t>
+      </w:r>
+    </w:p>
+    <w:tbl>
+      <w:tblPr>
+        <w:tblStyle w:val="TableGrid"/>
+        <w:tblW w:type="auto" w:w="0"/>
+        <w:jc w:val="center"/>
+        <w:tblLook w:firstColumn="1" w:firstRow="1" w:lastColumn="0" w:lastRow="0" w:noHBand="0" w:noVBand="1" w:val="04A0"/>
+      </w:tblPr>
+      <w:tblGrid>
+        <w:gridCol w:w="2880"/>
+        <w:gridCol w:w="2880"/>
+        <w:gridCol w:w="2880"/>
+      </w:tblGrid>
+      <w:tr>
+        <w:tc>
+          <w:tcPr>
+            <w:tcW w:type="dxa" w:w="2880"/>
+            <w:tcMar>
+              <w:top w:w="120" w:type="dxa"/>
+              <w:bottom w:w="120" w:type="dxa"/>
+              <w:left w:w="150" w:type="dxa"/>
+              <w:right w:w="150" w:type="dxa"/>
+            </w:tcMar>
+          </w:tcPr>
+          <w:p>
+            <w:pPr>
+              <w:spacing w:after="0" w:before="0"/>
+            </w:pPr>
+            <w:r>
+              <w:rPr>
+                <w:b/>
+                <w:color w:val="0F172A"/>
+                <w:sz w:val="19"/>
+              </w:rPr>
+              <w:t>Component</w:t>
+            </w:r>
+          </w:p>
+        </w:tc>
+        <w:tc>
+          <w:tcPr>
+            <w:tcW w:type="dxa" w:w="2880"/>
+            <w:tcMar>
+              <w:top w:w="120" w:type="dxa"/>
+              <w:bottom w:w="120" w:type="dxa"/>
+              <w:left w:w="150" w:type="dxa"/>
+              <w:right w:w="150" w:type="dxa"/>
+            </w:tcMar>
+          </w:tcPr>
+          <w:p>
+            <w:pPr>
+              <w:spacing w:after="0" w:before="0"/>
+            </w:pPr>
+            <w:r>
+              <w:rPr>
+                <w:b/>
+                <w:color w:val="0F172A"/>
+                <w:sz w:val="19"/>
+              </w:rPr>
+              <w:t>Coverage Period</w:t>
+            </w:r>
+          </w:p>
+        </w:tc>
+        <w:tc>
+          <w:tcPr>
+            <w:tcW w:type="dxa" w:w="2880"/>
+            <w:tcMar>
+              <w:top w:w="120" w:type="dxa"/>
+              <w:bottom w:w="120" w:type="dxa"/>
+              <w:left w:w="150" w:type="dxa"/>
+              <w:right w:w="150" w:type="dxa"/>
+            </w:tcMar>
+          </w:tcPr>
+          <w:p>
+            <w:pPr>
+              <w:spacing w:after="0" w:before="0"/>
+            </w:pPr>
+            <w:r>
+              <w:rPr>
+                <w:b/>
+                <w:color w:val="0F172A"/>
+                <w:sz w:val="19"/>
+              </w:rPr>
+              <w:t>Coverage Details</w:t>
+            </w:r>
+          </w:p>
+        </w:tc>
+      </w:tr>
+      <w:tr>
+        <w:tc>
+          <w:tcPr>
+            <w:tcW w:type="dxa" w:w="2880"/>
+            <w:tcMar>
+              <w:top w:w="100" w:type="dxa"/>
+              <w:bottom w:w="100" w:type="dxa"/>
+              <w:left w:w="150" w:type="dxa"/>
+              <w:right w:w="150" w:type="dxa"/>
+            </w:tcMar>
+          </w:tcPr>
+          <w:p>
+            <w:pPr>
+              <w:spacing w:after="0" w:before="0"/>
+            </w:pPr>
+            <w:r>
+              <w:rPr>
+                <w:sz w:val="19"/>
+              </w:rPr>
+              <w:t>**Main Processing Unit**</w:t>
+            </w:r>
+          </w:p>
+        </w:tc>
+        <w:tc>
+          <w:tcPr>
+            <w:tcW w:type="dxa" w:w="2880"/>
+            <w:tcMar>
+              <w:top w:w="100" w:type="dxa"/>
+              <w:bottom w:w="100" w:type="dxa"/>
+              <w:left w:w="150" w:type="dxa"/>
+              <w:right w:w="150" w:type="dxa"/>
+            </w:tcMar>
+          </w:tcPr>
+          <w:p>
+            <w:pPr>
+              <w:spacing w:after="0" w:before="0"/>
+            </w:pPr>
+            <w:r>
+              <w:rPr>
+                <w:sz w:val="19"/>
+              </w:rPr>
+              <w:t>12 months</w:t>
+            </w:r>
+          </w:p>
+        </w:tc>
+        <w:tc>
+          <w:tcPr>
+            <w:tcW w:type="dxa" w:w="2880"/>
+            <w:tcMar>
+              <w:top w:w="100" w:type="dxa"/>
+              <w:bottom w:w="100" w:type="dxa"/>
+              <w:left w:w="150" w:type="dxa"/>
+              <w:right w:w="150" w:type="dxa"/>
+            </w:tcMar>
+          </w:tcPr>
+          <w:p>
+            <w:pPr>
+              <w:spacing w:after="0" w:before="0"/>
+            </w:pPr>
+            <w:r>
+              <w:rPr>
+                <w:sz w:val="19"/>
+              </w:rPr>
+              <w:t>Manufacturer defects, power supply failures, internal component faults</w:t>
+            </w:r>
+          </w:p>
+        </w:tc>
+      </w:tr>
+      <w:tr>
+        <w:tc>
+          <w:tcPr>
+            <w:tcW w:type="dxa" w:w="2880"/>
+            <w:tcMar>
+              <w:top w:w="100" w:type="dxa"/>
+              <w:bottom w:w="100" w:type="dxa"/>
+              <w:left w:w="150" w:type="dxa"/>
+              <w:right w:w="150" w:type="dxa"/>
+            </w:tcMar>
+          </w:tcPr>
+          <w:p>
+            <w:pPr>
+              <w:spacing w:after="0" w:before="0"/>
+            </w:pPr>
+            <w:r>
+              <w:rPr>
+                <w:sz w:val="19"/>
+              </w:rPr>
+              <w:t>**Display / Screen**</w:t>
+            </w:r>
+          </w:p>
+        </w:tc>
+        <w:tc>
+          <w:tcPr>
+            <w:tcW w:type="dxa" w:w="2880"/>
+            <w:tcMar>
+              <w:top w:w="100" w:type="dxa"/>
+              <w:bottom w:w="100" w:type="dxa"/>
+              <w:left w:w="150" w:type="dxa"/>
+              <w:right w:w="150" w:type="dxa"/>
+            </w:tcMar>
+          </w:tcPr>
+          <w:p>
+            <w:pPr>
+              <w:spacing w:after="0" w:before="0"/>
+            </w:pPr>
+            <w:r>
+              <w:rPr>
+                <w:sz w:val="19"/>
+              </w:rPr>
+              <w:t>12 months</w:t>
+            </w:r>
+          </w:p>
+        </w:tc>
+        <w:tc>
+          <w:tcPr>
+            <w:tcW w:type="dxa" w:w="2880"/>
+            <w:tcMar>
+              <w:top w:w="100" w:type="dxa"/>
+              <w:bottom w:w="100" w:type="dxa"/>
+              <w:left w:w="150" w:type="dxa"/>
+              <w:right w:w="150" w:type="dxa"/>
+            </w:tcMar>
+          </w:tcPr>
+          <w:p>
+            <w:pPr>
+              <w:spacing w:after="0" w:before="0"/>
+            </w:pPr>
+            <w:r>
+              <w:rPr>
+                <w:sz w:val="19"/>
+              </w:rPr>
+              <w:t>Dead pixels (&gt;5), backlight failure, touch digitizer malfunction</w:t>
+            </w:r>
+          </w:p>
+        </w:tc>
+      </w:tr>
+      <w:tr>
+        <w:tc>
+          <w:tcPr>
+            <w:tcW w:type="dxa" w:w="2880"/>
+            <w:tcMar>
+              <w:top w:w="100" w:type="dxa"/>
+              <w:bottom w:w="100" w:type="dxa"/>
+              <w:left w:w="150" w:type="dxa"/>
+              <w:right w:w="150" w:type="dxa"/>
+            </w:tcMar>
+          </w:tcPr>
+          <w:p>
+            <w:pPr>
+              <w:spacing w:after="0" w:before="0"/>
+            </w:pPr>
+            <w:r>
+              <w:rPr>
+                <w:sz w:val="19"/>
+              </w:rPr>
+              <w:t>**Battery**</w:t>
+            </w:r>
+          </w:p>
+        </w:tc>
+        <w:tc>
+          <w:tcPr>
+            <w:tcW w:type="dxa" w:w="2880"/>
+            <w:tcMar>
+              <w:top w:w="100" w:type="dxa"/>
+              <w:bottom w:w="100" w:type="dxa"/>
+              <w:left w:w="150" w:type="dxa"/>
+              <w:right w:w="150" w:type="dxa"/>
+            </w:tcMar>
+          </w:tcPr>
+          <w:p>
+            <w:pPr>
+              <w:spacing w:after="0" w:before="0"/>
+            </w:pPr>
+            <w:r>
+              <w:rPr>
+                <w:sz w:val="19"/>
+              </w:rPr>
+              <w:t>6 months</w:t>
+            </w:r>
+          </w:p>
+        </w:tc>
+        <w:tc>
+          <w:tcPr>
+            <w:tcW w:type="dxa" w:w="2880"/>
+            <w:tcMar>
+              <w:top w:w="100" w:type="dxa"/>
+              <w:bottom w:w="100" w:type="dxa"/>
+              <w:left w:w="150" w:type="dxa"/>
+              <w:right w:w="150" w:type="dxa"/>
+            </w:tcMar>
+          </w:tcPr>
+          <w:p>
+            <w:pPr>
+              <w:spacing w:after="0" w:before="0"/>
+            </w:pPr>
+            <w:r>
+              <w:rPr>
+                <w:sz w:val="19"/>
+              </w:rPr>
+              <w:t>Capacity degradation below 80% of rated capacity</w:t>
+            </w:r>
+          </w:p>
+        </w:tc>
+      </w:tr>
+      <w:tr>
+        <w:tc>
+          <w:tcPr>
+            <w:tcW w:type="dxa" w:w="2880"/>
+            <w:tcMar>
+              <w:top w:w="100" w:type="dxa"/>
+              <w:bottom w:w="100" w:type="dxa"/>
+              <w:left w:w="150" w:type="dxa"/>
+              <w:right w:w="150" w:type="dxa"/>
+            </w:tcMar>
+          </w:tcPr>
+          <w:p>
+            <w:pPr>
+              <w:spacing w:after="0" w:before="0"/>
+            </w:pPr>
+            <w:r>
+              <w:rPr>
+                <w:sz w:val="19"/>
+              </w:rPr>
+              <w:t>**Accessories (Charger, Cables)**</w:t>
+            </w:r>
+          </w:p>
+        </w:tc>
+        <w:tc>
+          <w:tcPr>
+            <w:tcW w:type="dxa" w:w="2880"/>
+            <w:tcMar>
+              <w:top w:w="100" w:type="dxa"/>
+              <w:bottom w:w="100" w:type="dxa"/>
+              <w:left w:w="150" w:type="dxa"/>
+              <w:right w:w="150" w:type="dxa"/>
+            </w:tcMar>
+          </w:tcPr>
+          <w:p>
+            <w:pPr>
+              <w:spacing w:after="0" w:before="0"/>
+            </w:pPr>
+            <w:r>
+              <w:rPr>
+                <w:sz w:val="19"/>
+              </w:rPr>
+              <w:t>6 months</w:t>
+            </w:r>
+          </w:p>
+        </w:tc>
+        <w:tc>
+          <w:tcPr>
+            <w:tcW w:type="dxa" w:w="2880"/>
+            <w:tcMar>
+              <w:top w:w="100" w:type="dxa"/>
+              <w:bottom w:w="100" w:type="dxa"/>
+              <w:left w:w="150" w:type="dxa"/>
+              <w:right w:w="150" w:type="dxa"/>
+            </w:tcMar>
+          </w:tcPr>
+          <w:p>
+            <w:pPr>
+              <w:spacing w:after="0" w:before="0"/>
+            </w:pPr>
+            <w:r>
+              <w:rPr>
+                <w:sz w:val="19"/>
+              </w:rPr>
+              <w:t>Manufacturer defects only</w:t>
+            </w:r>
+          </w:p>
+        </w:tc>
+      </w:tr>
+    </w:tbl>
+    <w:p/>
+    <w:p>
+      <w:pPr>
+        <w:spacing w:before="240" w:after="80"/>
+      </w:pPr>
+      <w:r>
+        <w:rPr>
+          <w:rFonts w:ascii="Arial" w:hAnsi="Arial"/>
+          <w:b/>
+          <w:color w:val="0F172A"/>
+          <w:sz w:val="24"/>
+        </w:rPr>
+        <w:t>What's NOT Covered</w:t>
+      </w:r>
+    </w:p>
+    <w:p>
+      <w:pPr>
+        <w:pStyle w:val="ListBullet"/>
+        <w:spacing w:after="60"/>
+      </w:pPr>
+      <w:r>
+        <w:t>Damage from drops, liquid spills, or physical impact</w:t>
+      </w:r>
+    </w:p>
+    <w:p>
+      <w:pPr>
+        <w:pStyle w:val="ListBullet"/>
+        <w:spacing w:after="60"/>
+      </w:pPr>
+      <w:r>
+        <w:t>Unauthorized modifications, repairs, or disassembly</w:t>
+      </w:r>
+    </w:p>
+    <w:p>
+      <w:pPr>
+        <w:pStyle w:val="ListBullet"/>
+        <w:spacing w:after="60"/>
+      </w:pPr>
+      <w:r>
+        <w:t>Cosmetic wear (scratches, dents) that does not affect functionality</w:t>
+      </w:r>
+    </w:p>
+    <w:p>
+      <w:pPr>
+        <w:pStyle w:val="ListBullet"/>
+        <w:spacing w:after="60"/>
+      </w:pPr>
+      <w:r>
+        <w:t>Software issues (covered under software support SLA, not hardware warranty)</w:t>
+      </w:r>
+    </w:p>
+    <w:p>
+      <w:pPr>
+        <w:pStyle w:val="ListBullet"/>
+        <w:spacing w:after="60"/>
+      </w:pPr>
+      <w:r>
+        <w:t>Products purchased from unauthorized resellers</w:t>
+      </w:r>
+    </w:p>
+    <w:p>
+      <w:pPr>
+        <w:spacing w:before="240" w:after="80"/>
+      </w:pPr>
+      <w:r>
+        <w:rPr>
+          <w:rFonts w:ascii="Arial" w:hAnsi="Arial"/>
+          <w:b/>
+          <w:color w:val="0F172A"/>
+          <w:sz w:val="24"/>
+        </w:rPr>
+        <w:t>Warranty Claim Process</w:t>
+      </w:r>
+    </w:p>
+    <w:p>
+      <w:pPr>
+        <w:pStyle w:val="ListNumber"/>
+        <w:spacing w:after="60"/>
+      </w:pPr>
+      <w:r/>
+      <w:r>
+        <w:rPr>
+          <w:b/>
+        </w:rPr>
+        <w:t>Contact Support</w:t>
+      </w:r>
+      <w:r>
+        <w:t>: Email `warranty@antigravity.ai` with your serial number and a description (+ photos) of the defect.</w:t>
+      </w:r>
+    </w:p>
+    <w:p>
+      <w:pPr>
+        <w:pStyle w:val="ListNumber"/>
+        <w:spacing w:after="60"/>
+      </w:pPr>
+      <w:r/>
+      <w:r>
+        <w:rPr>
+          <w:b/>
+        </w:rPr>
+        <w:t>Diagnostic Assessment</w:t>
+      </w:r>
+      <w:r>
+        <w:t>: Our Tier 2 engineer may request remote diagnostics or a short video demonstrating the issue.</w:t>
+      </w:r>
+    </w:p>
+    <w:p>
+      <w:pPr>
+        <w:pStyle w:val="ListNumber"/>
+        <w:spacing w:after="60"/>
+      </w:pPr>
+      <w:r/>
+      <w:r>
+        <w:rPr>
+          <w:b/>
+        </w:rPr>
+        <w:t>RMA Issuance</w:t>
+      </w:r>
+      <w:r>
+        <w:t>: If warranty-eligible, an RMA number and prepaid return label are issued.</w:t>
+      </w:r>
+    </w:p>
+    <w:p>
+      <w:pPr>
+        <w:pStyle w:val="ListNumber"/>
+        <w:spacing w:after="60"/>
+      </w:pPr>
+      <w:r/>
+      <w:r>
+        <w:rPr>
+          <w:b/>
+        </w:rPr>
+        <w:t>Repair or Replace</w:t>
+      </w:r>
+      <w:r>
+        <w:t>: Depending on the defect, we will either repair the unit (target: 5–7 business days) or ship a replacement unit within 3 business days.</w:t>
+      </w:r>
+    </w:p>
+    <w:p>
+      <w:pPr>
+        <w:pStyle w:val="ListNumber"/>
+        <w:spacing w:after="60"/>
+      </w:pPr>
+      <w:r/>
+      <w:r>
+        <w:rPr>
+          <w:b/>
+        </w:rPr>
+        <w:t>Advance Replacement (Enterprise Only)</w:t>
+      </w:r>
+      <w:r>
+        <w:t>: Enterprise customers receive a replacement unit shipped before returning the defective unit.</w:t>
       </w:r>
     </w:p>
     <w:p>
       <w:r>
         <w:rPr>
+          <w:color w:val="E2E8F0"/>
+        </w:rPr>
+        <w:t>____________________________________________________</w:t>
+      </w:r>
+    </w:p>
+    <w:p>
+      <w:pPr>
+        <w:spacing w:before="240" w:after="80"/>
+      </w:pPr>
+      <w:r>
+        <w:rPr>
           <w:rFonts w:ascii="Arial" w:hAnsi="Arial"/>
-          <w:color w:val="334155"/>
-          <w:sz w:val="22"/>
+          <w:b/>
+          <w:color w:val="4F46E5"/>
+          <w:sz w:val="28"/>
         </w:rPr>
-        <w:t>Step 1: Contact support or email rma@antigravity.ai with the product serial number and description of the issue.</w:t>
+        <w:t>📦 Shipping &amp; Logistics</w:t>
+      </w:r>
+    </w:p>
+    <w:p>
+      <w:pPr>
+        <w:spacing w:before="240" w:after="80"/>
+      </w:pPr>
+      <w:r>
+        <w:rPr>
+          <w:rFonts w:ascii="Arial" w:hAnsi="Arial"/>
+          <w:b/>
+          <w:color w:val="0F172A"/>
+          <w:sz w:val="24"/>
+        </w:rPr>
+        <w:t>Return Shipping</w:t>
+      </w:r>
+    </w:p>
+    <w:tbl>
+      <w:tblPr>
+        <w:tblStyle w:val="TableGrid"/>
+        <w:tblW w:type="auto" w:w="0"/>
+        <w:jc w:val="center"/>
+        <w:tblLook w:firstColumn="1" w:firstRow="1" w:lastColumn="0" w:lastRow="0" w:noHBand="0" w:noVBand="1" w:val="04A0"/>
+      </w:tblPr>
+      <w:tblGrid>
+        <w:gridCol w:w="2160"/>
+        <w:gridCol w:w="2160"/>
+        <w:gridCol w:w="2160"/>
+        <w:gridCol w:w="2160"/>
+      </w:tblGrid>
+      <w:tr>
+        <w:tc>
+          <w:tcPr>
+            <w:tcW w:type="dxa" w:w="2160"/>
+            <w:tcMar>
+              <w:top w:w="120" w:type="dxa"/>
+              <w:bottom w:w="120" w:type="dxa"/>
+              <w:left w:w="150" w:type="dxa"/>
+              <w:right w:w="150" w:type="dxa"/>
+            </w:tcMar>
+          </w:tcPr>
+          <w:p>
+            <w:pPr>
+              <w:spacing w:after="0" w:before="0"/>
+            </w:pPr>
+            <w:r>
+              <w:rPr>
+                <w:b/>
+                <w:color w:val="0F172A"/>
+                <w:sz w:val="19"/>
+              </w:rPr>
+              <w:t>Region</w:t>
+            </w:r>
+          </w:p>
+        </w:tc>
+        <w:tc>
+          <w:tcPr>
+            <w:tcW w:type="dxa" w:w="2160"/>
+            <w:tcMar>
+              <w:top w:w="120" w:type="dxa"/>
+              <w:bottom w:w="120" w:type="dxa"/>
+              <w:left w:w="150" w:type="dxa"/>
+              <w:right w:w="150" w:type="dxa"/>
+            </w:tcMar>
+          </w:tcPr>
+          <w:p>
+            <w:pPr>
+              <w:spacing w:after="0" w:before="0"/>
+            </w:pPr>
+            <w:r>
+              <w:rPr>
+                <w:b/>
+                <w:color w:val="0F172A"/>
+                <w:sz w:val="19"/>
+              </w:rPr>
+              <w:t>Carrier</w:t>
+            </w:r>
+          </w:p>
+        </w:tc>
+        <w:tc>
+          <w:tcPr>
+            <w:tcW w:type="dxa" w:w="2160"/>
+            <w:tcMar>
+              <w:top w:w="120" w:type="dxa"/>
+              <w:bottom w:w="120" w:type="dxa"/>
+              <w:left w:w="150" w:type="dxa"/>
+              <w:right w:w="150" w:type="dxa"/>
+            </w:tcMar>
+          </w:tcPr>
+          <w:p>
+            <w:pPr>
+              <w:spacing w:after="0" w:before="0"/>
+            </w:pPr>
+            <w:r>
+              <w:rPr>
+                <w:b/>
+                <w:color w:val="0F172A"/>
+                <w:sz w:val="19"/>
+              </w:rPr>
+              <w:t>Shipping Cost</w:t>
+            </w:r>
+          </w:p>
+        </w:tc>
+        <w:tc>
+          <w:tcPr>
+            <w:tcW w:type="dxa" w:w="2160"/>
+            <w:tcMar>
+              <w:top w:w="120" w:type="dxa"/>
+              <w:bottom w:w="120" w:type="dxa"/>
+              <w:left w:w="150" w:type="dxa"/>
+              <w:right w:w="150" w:type="dxa"/>
+            </w:tcMar>
+          </w:tcPr>
+          <w:p>
+            <w:pPr>
+              <w:spacing w:after="0" w:before="0"/>
+            </w:pPr>
+            <w:r>
+              <w:rPr>
+                <w:b/>
+                <w:color w:val="0F172A"/>
+                <w:sz w:val="19"/>
+              </w:rPr>
+              <w:t>Estimated Transit</w:t>
+            </w:r>
+          </w:p>
+        </w:tc>
+      </w:tr>
+      <w:tr>
+        <w:tc>
+          <w:tcPr>
+            <w:tcW w:type="dxa" w:w="2160"/>
+            <w:tcMar>
+              <w:top w:w="100" w:type="dxa"/>
+              <w:bottom w:w="100" w:type="dxa"/>
+              <w:left w:w="150" w:type="dxa"/>
+              <w:right w:w="150" w:type="dxa"/>
+            </w:tcMar>
+          </w:tcPr>
+          <w:p>
+            <w:pPr>
+              <w:spacing w:after="0" w:before="0"/>
+            </w:pPr>
+            <w:r>
+              <w:rPr>
+                <w:sz w:val="19"/>
+              </w:rPr>
+              <w:t>**Continental US**</w:t>
+            </w:r>
+          </w:p>
+        </w:tc>
+        <w:tc>
+          <w:tcPr>
+            <w:tcW w:type="dxa" w:w="2160"/>
+            <w:tcMar>
+              <w:top w:w="100" w:type="dxa"/>
+              <w:bottom w:w="100" w:type="dxa"/>
+              <w:left w:w="150" w:type="dxa"/>
+              <w:right w:w="150" w:type="dxa"/>
+            </w:tcMar>
+          </w:tcPr>
+          <w:p>
+            <w:pPr>
+              <w:spacing w:after="0" w:before="0"/>
+            </w:pPr>
+            <w:r>
+              <w:rPr>
+                <w:sz w:val="19"/>
+              </w:rPr>
+              <w:t>FedEx Ground</w:t>
+            </w:r>
+          </w:p>
+        </w:tc>
+        <w:tc>
+          <w:tcPr>
+            <w:tcW w:type="dxa" w:w="2160"/>
+            <w:tcMar>
+              <w:top w:w="100" w:type="dxa"/>
+              <w:bottom w:w="100" w:type="dxa"/>
+              <w:left w:w="150" w:type="dxa"/>
+              <w:right w:w="150" w:type="dxa"/>
+            </w:tcMar>
+          </w:tcPr>
+          <w:p>
+            <w:pPr>
+              <w:spacing w:after="0" w:before="0"/>
+            </w:pPr>
+            <w:r>
+              <w:rPr>
+                <w:sz w:val="19"/>
+              </w:rPr>
+              <w:t>Free (prepaid label)</w:t>
+            </w:r>
+          </w:p>
+        </w:tc>
+        <w:tc>
+          <w:tcPr>
+            <w:tcW w:type="dxa" w:w="2160"/>
+            <w:tcMar>
+              <w:top w:w="100" w:type="dxa"/>
+              <w:bottom w:w="100" w:type="dxa"/>
+              <w:left w:w="150" w:type="dxa"/>
+              <w:right w:w="150" w:type="dxa"/>
+            </w:tcMar>
+          </w:tcPr>
+          <w:p>
+            <w:pPr>
+              <w:spacing w:after="0" w:before="0"/>
+            </w:pPr>
+            <w:r>
+              <w:rPr>
+                <w:sz w:val="19"/>
+              </w:rPr>
+              <w:t>3–5 business days</w:t>
+            </w:r>
+          </w:p>
+        </w:tc>
+      </w:tr>
+      <w:tr>
+        <w:tc>
+          <w:tcPr>
+            <w:tcW w:type="dxa" w:w="2160"/>
+            <w:tcMar>
+              <w:top w:w="100" w:type="dxa"/>
+              <w:bottom w:w="100" w:type="dxa"/>
+              <w:left w:w="150" w:type="dxa"/>
+              <w:right w:w="150" w:type="dxa"/>
+            </w:tcMar>
+          </w:tcPr>
+          <w:p>
+            <w:pPr>
+              <w:spacing w:after="0" w:before="0"/>
+            </w:pPr>
+            <w:r>
+              <w:rPr>
+                <w:sz w:val="19"/>
+              </w:rPr>
+              <w:t>**Alaska / Hawaii**</w:t>
+            </w:r>
+          </w:p>
+        </w:tc>
+        <w:tc>
+          <w:tcPr>
+            <w:tcW w:type="dxa" w:w="2160"/>
+            <w:tcMar>
+              <w:top w:w="100" w:type="dxa"/>
+              <w:bottom w:w="100" w:type="dxa"/>
+              <w:left w:w="150" w:type="dxa"/>
+              <w:right w:w="150" w:type="dxa"/>
+            </w:tcMar>
+          </w:tcPr>
+          <w:p>
+            <w:pPr>
+              <w:spacing w:after="0" w:before="0"/>
+            </w:pPr>
+            <w:r>
+              <w:rPr>
+                <w:sz w:val="19"/>
+              </w:rPr>
+              <w:t>FedEx Express</w:t>
+            </w:r>
+          </w:p>
+        </w:tc>
+        <w:tc>
+          <w:tcPr>
+            <w:tcW w:type="dxa" w:w="2160"/>
+            <w:tcMar>
+              <w:top w:w="100" w:type="dxa"/>
+              <w:bottom w:w="100" w:type="dxa"/>
+              <w:left w:w="150" w:type="dxa"/>
+              <w:right w:w="150" w:type="dxa"/>
+            </w:tcMar>
+          </w:tcPr>
+          <w:p>
+            <w:pPr>
+              <w:spacing w:after="0" w:before="0"/>
+            </w:pPr>
+            <w:r>
+              <w:rPr>
+                <w:sz w:val="19"/>
+              </w:rPr>
+              <w:t>Free (prepaid label)</w:t>
+            </w:r>
+          </w:p>
+        </w:tc>
+        <w:tc>
+          <w:tcPr>
+            <w:tcW w:type="dxa" w:w="2160"/>
+            <w:tcMar>
+              <w:top w:w="100" w:type="dxa"/>
+              <w:bottom w:w="100" w:type="dxa"/>
+              <w:left w:w="150" w:type="dxa"/>
+              <w:right w:w="150" w:type="dxa"/>
+            </w:tcMar>
+          </w:tcPr>
+          <w:p>
+            <w:pPr>
+              <w:spacing w:after="0" w:before="0"/>
+            </w:pPr>
+            <w:r>
+              <w:rPr>
+                <w:sz w:val="19"/>
+              </w:rPr>
+              <w:t>5–7 business days</w:t>
+            </w:r>
+          </w:p>
+        </w:tc>
+      </w:tr>
+      <w:tr>
+        <w:tc>
+          <w:tcPr>
+            <w:tcW w:type="dxa" w:w="2160"/>
+            <w:tcMar>
+              <w:top w:w="100" w:type="dxa"/>
+              <w:bottom w:w="100" w:type="dxa"/>
+              <w:left w:w="150" w:type="dxa"/>
+              <w:right w:w="150" w:type="dxa"/>
+            </w:tcMar>
+          </w:tcPr>
+          <w:p>
+            <w:pPr>
+              <w:spacing w:after="0" w:before="0"/>
+            </w:pPr>
+            <w:r>
+              <w:rPr>
+                <w:sz w:val="19"/>
+              </w:rPr>
+              <w:t>**Canada**</w:t>
+            </w:r>
+          </w:p>
+        </w:tc>
+        <w:tc>
+          <w:tcPr>
+            <w:tcW w:type="dxa" w:w="2160"/>
+            <w:tcMar>
+              <w:top w:w="100" w:type="dxa"/>
+              <w:bottom w:w="100" w:type="dxa"/>
+              <w:left w:w="150" w:type="dxa"/>
+              <w:right w:w="150" w:type="dxa"/>
+            </w:tcMar>
+          </w:tcPr>
+          <w:p>
+            <w:pPr>
+              <w:spacing w:after="0" w:before="0"/>
+            </w:pPr>
+            <w:r>
+              <w:rPr>
+                <w:sz w:val="19"/>
+              </w:rPr>
+              <w:t>UPS Standard</w:t>
+            </w:r>
+          </w:p>
+        </w:tc>
+        <w:tc>
+          <w:tcPr>
+            <w:tcW w:type="dxa" w:w="2160"/>
+            <w:tcMar>
+              <w:top w:w="100" w:type="dxa"/>
+              <w:bottom w:w="100" w:type="dxa"/>
+              <w:left w:w="150" w:type="dxa"/>
+              <w:right w:w="150" w:type="dxa"/>
+            </w:tcMar>
+          </w:tcPr>
+          <w:p>
+            <w:pPr>
+              <w:spacing w:after="0" w:before="0"/>
+            </w:pPr>
+            <w:r>
+              <w:rPr>
+                <w:sz w:val="19"/>
+              </w:rPr>
+              <w:t>$15 flat rate</w:t>
+            </w:r>
+          </w:p>
+        </w:tc>
+        <w:tc>
+          <w:tcPr>
+            <w:tcW w:type="dxa" w:w="2160"/>
+            <w:tcMar>
+              <w:top w:w="100" w:type="dxa"/>
+              <w:bottom w:w="100" w:type="dxa"/>
+              <w:left w:w="150" w:type="dxa"/>
+              <w:right w:w="150" w:type="dxa"/>
+            </w:tcMar>
+          </w:tcPr>
+          <w:p>
+            <w:pPr>
+              <w:spacing w:after="0" w:before="0"/>
+            </w:pPr>
+            <w:r>
+              <w:rPr>
+                <w:sz w:val="19"/>
+              </w:rPr>
+              <w:t>5–10 business days</w:t>
+            </w:r>
+          </w:p>
+        </w:tc>
+      </w:tr>
+      <w:tr>
+        <w:tc>
+          <w:tcPr>
+            <w:tcW w:type="dxa" w:w="2160"/>
+            <w:tcMar>
+              <w:top w:w="100" w:type="dxa"/>
+              <w:bottom w:w="100" w:type="dxa"/>
+              <w:left w:w="150" w:type="dxa"/>
+              <w:right w:w="150" w:type="dxa"/>
+            </w:tcMar>
+          </w:tcPr>
+          <w:p>
+            <w:pPr>
+              <w:spacing w:after="0" w:before="0"/>
+            </w:pPr>
+            <w:r>
+              <w:rPr>
+                <w:sz w:val="19"/>
+              </w:rPr>
+              <w:t>**EU / UK**</w:t>
+            </w:r>
+          </w:p>
+        </w:tc>
+        <w:tc>
+          <w:tcPr>
+            <w:tcW w:type="dxa" w:w="2160"/>
+            <w:tcMar>
+              <w:top w:w="100" w:type="dxa"/>
+              <w:bottom w:w="100" w:type="dxa"/>
+              <w:left w:w="150" w:type="dxa"/>
+              <w:right w:w="150" w:type="dxa"/>
+            </w:tcMar>
+          </w:tcPr>
+          <w:p>
+            <w:pPr>
+              <w:spacing w:after="0" w:before="0"/>
+            </w:pPr>
+            <w:r>
+              <w:rPr>
+                <w:sz w:val="19"/>
+              </w:rPr>
+              <w:t>DHL Express</w:t>
+            </w:r>
+          </w:p>
+        </w:tc>
+        <w:tc>
+          <w:tcPr>
+            <w:tcW w:type="dxa" w:w="2160"/>
+            <w:tcMar>
+              <w:top w:w="100" w:type="dxa"/>
+              <w:bottom w:w="100" w:type="dxa"/>
+              <w:left w:w="150" w:type="dxa"/>
+              <w:right w:w="150" w:type="dxa"/>
+            </w:tcMar>
+          </w:tcPr>
+          <w:p>
+            <w:pPr>
+              <w:spacing w:after="0" w:before="0"/>
+            </w:pPr>
+            <w:r>
+              <w:rPr>
+                <w:sz w:val="19"/>
+              </w:rPr>
+              <w:t>$25 flat rate</w:t>
+            </w:r>
+          </w:p>
+        </w:tc>
+        <w:tc>
+          <w:tcPr>
+            <w:tcW w:type="dxa" w:w="2160"/>
+            <w:tcMar>
+              <w:top w:w="100" w:type="dxa"/>
+              <w:bottom w:w="100" w:type="dxa"/>
+              <w:left w:w="150" w:type="dxa"/>
+              <w:right w:w="150" w:type="dxa"/>
+            </w:tcMar>
+          </w:tcPr>
+          <w:p>
+            <w:pPr>
+              <w:spacing w:after="0" w:before="0"/>
+            </w:pPr>
+            <w:r>
+              <w:rPr>
+                <w:sz w:val="19"/>
+              </w:rPr>
+              <w:t>7–14 business days</w:t>
+            </w:r>
+          </w:p>
+        </w:tc>
+      </w:tr>
+      <w:tr>
+        <w:tc>
+          <w:tcPr>
+            <w:tcW w:type="dxa" w:w="2160"/>
+            <w:tcMar>
+              <w:top w:w="100" w:type="dxa"/>
+              <w:bottom w:w="100" w:type="dxa"/>
+              <w:left w:w="150" w:type="dxa"/>
+              <w:right w:w="150" w:type="dxa"/>
+            </w:tcMar>
+          </w:tcPr>
+          <w:p>
+            <w:pPr>
+              <w:spacing w:after="0" w:before="0"/>
+            </w:pPr>
+            <w:r>
+              <w:rPr>
+                <w:sz w:val="19"/>
+              </w:rPr>
+              <w:t>**Rest of World**</w:t>
+            </w:r>
+          </w:p>
+        </w:tc>
+        <w:tc>
+          <w:tcPr>
+            <w:tcW w:type="dxa" w:w="2160"/>
+            <w:tcMar>
+              <w:top w:w="100" w:type="dxa"/>
+              <w:bottom w:w="100" w:type="dxa"/>
+              <w:left w:w="150" w:type="dxa"/>
+              <w:right w:w="150" w:type="dxa"/>
+            </w:tcMar>
+          </w:tcPr>
+          <w:p>
+            <w:pPr>
+              <w:spacing w:after="0" w:before="0"/>
+            </w:pPr>
+            <w:r>
+              <w:rPr>
+                <w:sz w:val="19"/>
+              </w:rPr>
+              <w:t>DHL Express</w:t>
+            </w:r>
+          </w:p>
+        </w:tc>
+        <w:tc>
+          <w:tcPr>
+            <w:tcW w:type="dxa" w:w="2160"/>
+            <w:tcMar>
+              <w:top w:w="100" w:type="dxa"/>
+              <w:bottom w:w="100" w:type="dxa"/>
+              <w:left w:w="150" w:type="dxa"/>
+              <w:right w:w="150" w:type="dxa"/>
+            </w:tcMar>
+          </w:tcPr>
+          <w:p>
+            <w:pPr>
+              <w:spacing w:after="0" w:before="0"/>
+            </w:pPr>
+            <w:r>
+              <w:rPr>
+                <w:sz w:val="19"/>
+              </w:rPr>
+              <w:t>Customer responsibility</w:t>
+            </w:r>
+          </w:p>
+        </w:tc>
+        <w:tc>
+          <w:tcPr>
+            <w:tcW w:type="dxa" w:w="2160"/>
+            <w:tcMar>
+              <w:top w:w="100" w:type="dxa"/>
+              <w:bottom w:w="100" w:type="dxa"/>
+              <w:left w:w="150" w:type="dxa"/>
+              <w:right w:w="150" w:type="dxa"/>
+            </w:tcMar>
+          </w:tcPr>
+          <w:p>
+            <w:pPr>
+              <w:spacing w:after="0" w:before="0"/>
+            </w:pPr>
+            <w:r>
+              <w:rPr>
+                <w:sz w:val="19"/>
+              </w:rPr>
+              <w:t>Varies</w:t>
+            </w:r>
+          </w:p>
+        </w:tc>
+      </w:tr>
+    </w:tbl>
+    <w:p/>
+    <w:p>
+      <w:pPr>
+        <w:spacing w:before="240" w:after="80"/>
+      </w:pPr>
+      <w:r>
+        <w:rPr>
+          <w:rFonts w:ascii="Arial" w:hAnsi="Arial"/>
+          <w:b/>
+          <w:color w:val="0F172A"/>
+          <w:sz w:val="24"/>
+        </w:rPr>
+        <w:t>Replacement Shipping</w:t>
+      </w:r>
+    </w:p>
+    <w:p>
+      <w:pPr>
+        <w:spacing w:after="120" w:line="276" w:lineRule="auto"/>
+      </w:pPr>
+      <w:r>
+        <w:t xml:space="preserve">Replacement units are shipped via </w:t>
+      </w:r>
+      <w:r>
+        <w:rPr>
+          <w:b/>
+        </w:rPr>
+        <w:t>FedEx 2-Day Express</w:t>
+      </w:r>
+      <w:r>
+        <w:t xml:space="preserve"> (Continental US) or </w:t>
+      </w:r>
+      <w:r>
+        <w:rPr>
+          <w:b/>
+        </w:rPr>
+        <w:t>DHL Express</w:t>
+      </w:r>
+      <w:r>
+        <w:t xml:space="preserve"> (International) at no additional cost to the customer.</w:t>
       </w:r>
     </w:p>
     <w:p>
       <w:r>
         <w:rPr>
+          <w:color w:val="E2E8F0"/>
+        </w:rPr>
+        <w:t>____________________________________________________</w:t>
+      </w:r>
+    </w:p>
+    <w:p>
+      <w:pPr>
+        <w:spacing w:before="240" w:after="80"/>
+      </w:pPr>
+      <w:r>
+        <w:rPr>
           <w:rFonts w:ascii="Arial" w:hAnsi="Arial"/>
-          <w:color w:val="334155"/>
-          <w:sz w:val="22"/>
+          <w:b/>
+          <w:color w:val="4F46E5"/>
+          <w:sz w:val="28"/>
         </w:rPr>
-        <w:t>Step 2: Our logistics team issues an official RMA tracking code and prepaid shipping label within 4 business hours.</w:t>
+        <w:t>📋 Extended Warranty &amp; Protection Plans</w:t>
+      </w:r>
+    </w:p>
+    <w:tbl>
+      <w:tblPr>
+        <w:tblStyle w:val="TableGrid"/>
+        <w:tblW w:type="auto" w:w="0"/>
+        <w:jc w:val="center"/>
+        <w:tblLook w:firstColumn="1" w:firstRow="1" w:lastColumn="0" w:lastRow="0" w:noHBand="0" w:noVBand="1" w:val="04A0"/>
+      </w:tblPr>
+      <w:tblGrid>
+        <w:gridCol w:w="2160"/>
+        <w:gridCol w:w="2160"/>
+        <w:gridCol w:w="2160"/>
+        <w:gridCol w:w="2160"/>
+      </w:tblGrid>
+      <w:tr>
+        <w:tc>
+          <w:tcPr>
+            <w:tcW w:type="dxa" w:w="2160"/>
+            <w:tcMar>
+              <w:top w:w="120" w:type="dxa"/>
+              <w:bottom w:w="120" w:type="dxa"/>
+              <w:left w:w="150" w:type="dxa"/>
+              <w:right w:w="150" w:type="dxa"/>
+            </w:tcMar>
+          </w:tcPr>
+          <w:p>
+            <w:pPr>
+              <w:spacing w:after="0" w:before="0"/>
+            </w:pPr>
+            <w:r>
+              <w:rPr>
+                <w:b/>
+                <w:color w:val="0F172A"/>
+                <w:sz w:val="19"/>
+              </w:rPr>
+              <w:t>Plan</w:t>
+            </w:r>
+          </w:p>
+        </w:tc>
+        <w:tc>
+          <w:tcPr>
+            <w:tcW w:type="dxa" w:w="2160"/>
+            <w:tcMar>
+              <w:top w:w="120" w:type="dxa"/>
+              <w:bottom w:w="120" w:type="dxa"/>
+              <w:left w:w="150" w:type="dxa"/>
+              <w:right w:w="150" w:type="dxa"/>
+            </w:tcMar>
+          </w:tcPr>
+          <w:p>
+            <w:pPr>
+              <w:spacing w:after="0" w:before="0"/>
+            </w:pPr>
+            <w:r>
+              <w:rPr>
+                <w:b/>
+                <w:color w:val="0F172A"/>
+                <w:sz w:val="19"/>
+              </w:rPr>
+              <w:t>Duration</w:t>
+            </w:r>
+          </w:p>
+        </w:tc>
+        <w:tc>
+          <w:tcPr>
+            <w:tcW w:type="dxa" w:w="2160"/>
+            <w:tcMar>
+              <w:top w:w="120" w:type="dxa"/>
+              <w:bottom w:w="120" w:type="dxa"/>
+              <w:left w:w="150" w:type="dxa"/>
+              <w:right w:w="150" w:type="dxa"/>
+            </w:tcMar>
+          </w:tcPr>
+          <w:p>
+            <w:pPr>
+              <w:spacing w:after="0" w:before="0"/>
+            </w:pPr>
+            <w:r>
+              <w:rPr>
+                <w:b/>
+                <w:color w:val="0F172A"/>
+                <w:sz w:val="19"/>
+              </w:rPr>
+              <w:t>Price</w:t>
+            </w:r>
+          </w:p>
+        </w:tc>
+        <w:tc>
+          <w:tcPr>
+            <w:tcW w:type="dxa" w:w="2160"/>
+            <w:tcMar>
+              <w:top w:w="120" w:type="dxa"/>
+              <w:bottom w:w="120" w:type="dxa"/>
+              <w:left w:w="150" w:type="dxa"/>
+              <w:right w:w="150" w:type="dxa"/>
+            </w:tcMar>
+          </w:tcPr>
+          <w:p>
+            <w:pPr>
+              <w:spacing w:after="0" w:before="0"/>
+            </w:pPr>
+            <w:r>
+              <w:rPr>
+                <w:b/>
+                <w:color w:val="0F172A"/>
+                <w:sz w:val="19"/>
+              </w:rPr>
+              <w:t>Coverage</w:t>
+            </w:r>
+          </w:p>
+        </w:tc>
+      </w:tr>
+      <w:tr>
+        <w:tc>
+          <w:tcPr>
+            <w:tcW w:type="dxa" w:w="2160"/>
+            <w:tcMar>
+              <w:top w:w="100" w:type="dxa"/>
+              <w:bottom w:w="100" w:type="dxa"/>
+              <w:left w:w="150" w:type="dxa"/>
+              <w:right w:w="150" w:type="dxa"/>
+            </w:tcMar>
+          </w:tcPr>
+          <w:p>
+            <w:pPr>
+              <w:spacing w:after="0" w:before="0"/>
+            </w:pPr>
+            <w:r>
+              <w:rPr>
+                <w:sz w:val="19"/>
+              </w:rPr>
+              <w:t>**Standard** (included)</w:t>
+            </w:r>
+          </w:p>
+        </w:tc>
+        <w:tc>
+          <w:tcPr>
+            <w:tcW w:type="dxa" w:w="2160"/>
+            <w:tcMar>
+              <w:top w:w="100" w:type="dxa"/>
+              <w:bottom w:w="100" w:type="dxa"/>
+              <w:left w:w="150" w:type="dxa"/>
+              <w:right w:w="150" w:type="dxa"/>
+            </w:tcMar>
+          </w:tcPr>
+          <w:p>
+            <w:pPr>
+              <w:spacing w:after="0" w:before="0"/>
+            </w:pPr>
+            <w:r>
+              <w:rPr>
+                <w:sz w:val="19"/>
+              </w:rPr>
+              <w:t>1 year</w:t>
+            </w:r>
+          </w:p>
+        </w:tc>
+        <w:tc>
+          <w:tcPr>
+            <w:tcW w:type="dxa" w:w="2160"/>
+            <w:tcMar>
+              <w:top w:w="100" w:type="dxa"/>
+              <w:bottom w:w="100" w:type="dxa"/>
+              <w:left w:w="150" w:type="dxa"/>
+              <w:right w:w="150" w:type="dxa"/>
+            </w:tcMar>
+          </w:tcPr>
+          <w:p>
+            <w:pPr>
+              <w:spacing w:after="0" w:before="0"/>
+            </w:pPr>
+            <w:r>
+              <w:rPr>
+                <w:sz w:val="19"/>
+              </w:rPr>
+              <w:t>Free</w:t>
+            </w:r>
+          </w:p>
+        </w:tc>
+        <w:tc>
+          <w:tcPr>
+            <w:tcW w:type="dxa" w:w="2160"/>
+            <w:tcMar>
+              <w:top w:w="100" w:type="dxa"/>
+              <w:bottom w:w="100" w:type="dxa"/>
+              <w:left w:w="150" w:type="dxa"/>
+              <w:right w:w="150" w:type="dxa"/>
+            </w:tcMar>
+          </w:tcPr>
+          <w:p>
+            <w:pPr>
+              <w:spacing w:after="0" w:before="0"/>
+            </w:pPr>
+            <w:r>
+              <w:rPr>
+                <w:sz w:val="19"/>
+              </w:rPr>
+              <w:t>Manufacturer defects</w:t>
+            </w:r>
+          </w:p>
+        </w:tc>
+      </w:tr>
+      <w:tr>
+        <w:tc>
+          <w:tcPr>
+            <w:tcW w:type="dxa" w:w="2160"/>
+            <w:tcMar>
+              <w:top w:w="100" w:type="dxa"/>
+              <w:bottom w:w="100" w:type="dxa"/>
+              <w:left w:w="150" w:type="dxa"/>
+              <w:right w:w="150" w:type="dxa"/>
+            </w:tcMar>
+          </w:tcPr>
+          <w:p>
+            <w:pPr>
+              <w:spacing w:after="0" w:before="0"/>
+            </w:pPr>
+            <w:r>
+              <w:rPr>
+                <w:sz w:val="19"/>
+              </w:rPr>
+              <w:t>**Extended Care**</w:t>
+            </w:r>
+          </w:p>
+        </w:tc>
+        <w:tc>
+          <w:tcPr>
+            <w:tcW w:type="dxa" w:w="2160"/>
+            <w:tcMar>
+              <w:top w:w="100" w:type="dxa"/>
+              <w:bottom w:w="100" w:type="dxa"/>
+              <w:left w:w="150" w:type="dxa"/>
+              <w:right w:w="150" w:type="dxa"/>
+            </w:tcMar>
+          </w:tcPr>
+          <w:p>
+            <w:pPr>
+              <w:spacing w:after="0" w:before="0"/>
+            </w:pPr>
+            <w:r>
+              <w:rPr>
+                <w:sz w:val="19"/>
+              </w:rPr>
+              <w:t>2 years total</w:t>
+            </w:r>
+          </w:p>
+        </w:tc>
+        <w:tc>
+          <w:tcPr>
+            <w:tcW w:type="dxa" w:w="2160"/>
+            <w:tcMar>
+              <w:top w:w="100" w:type="dxa"/>
+              <w:bottom w:w="100" w:type="dxa"/>
+              <w:left w:w="150" w:type="dxa"/>
+              <w:right w:w="150" w:type="dxa"/>
+            </w:tcMar>
+          </w:tcPr>
+          <w:p>
+            <w:pPr>
+              <w:spacing w:after="0" w:before="0"/>
+            </w:pPr>
+            <w:r>
+              <w:rPr>
+                <w:sz w:val="19"/>
+              </w:rPr>
+              <w:t>$49/year</w:t>
+            </w:r>
+          </w:p>
+        </w:tc>
+        <w:tc>
+          <w:tcPr>
+            <w:tcW w:type="dxa" w:w="2160"/>
+            <w:tcMar>
+              <w:top w:w="100" w:type="dxa"/>
+              <w:bottom w:w="100" w:type="dxa"/>
+              <w:left w:w="150" w:type="dxa"/>
+              <w:right w:w="150" w:type="dxa"/>
+            </w:tcMar>
+          </w:tcPr>
+          <w:p>
+            <w:pPr>
+              <w:spacing w:after="0" w:before="0"/>
+            </w:pPr>
+            <w:r>
+              <w:rPr>
+                <w:sz w:val="19"/>
+              </w:rPr>
+              <w:t>Manufacturer defects + 1 accidental damage claim</w:t>
+            </w:r>
+          </w:p>
+        </w:tc>
+      </w:tr>
+      <w:tr>
+        <w:tc>
+          <w:tcPr>
+            <w:tcW w:type="dxa" w:w="2160"/>
+            <w:tcMar>
+              <w:top w:w="100" w:type="dxa"/>
+              <w:bottom w:w="100" w:type="dxa"/>
+              <w:left w:w="150" w:type="dxa"/>
+              <w:right w:w="150" w:type="dxa"/>
+            </w:tcMar>
+          </w:tcPr>
+          <w:p>
+            <w:pPr>
+              <w:spacing w:after="0" w:before="0"/>
+            </w:pPr>
+            <w:r>
+              <w:rPr>
+                <w:sz w:val="19"/>
+              </w:rPr>
+              <w:t>**Premium Protection**</w:t>
+            </w:r>
+          </w:p>
+        </w:tc>
+        <w:tc>
+          <w:tcPr>
+            <w:tcW w:type="dxa" w:w="2160"/>
+            <w:tcMar>
+              <w:top w:w="100" w:type="dxa"/>
+              <w:bottom w:w="100" w:type="dxa"/>
+              <w:left w:w="150" w:type="dxa"/>
+              <w:right w:w="150" w:type="dxa"/>
+            </w:tcMar>
+          </w:tcPr>
+          <w:p>
+            <w:pPr>
+              <w:spacing w:after="0" w:before="0"/>
+            </w:pPr>
+            <w:r>
+              <w:rPr>
+                <w:sz w:val="19"/>
+              </w:rPr>
+              <w:t>3 years total</w:t>
+            </w:r>
+          </w:p>
+        </w:tc>
+        <w:tc>
+          <w:tcPr>
+            <w:tcW w:type="dxa" w:w="2160"/>
+            <w:tcMar>
+              <w:top w:w="100" w:type="dxa"/>
+              <w:bottom w:w="100" w:type="dxa"/>
+              <w:left w:w="150" w:type="dxa"/>
+              <w:right w:w="150" w:type="dxa"/>
+            </w:tcMar>
+          </w:tcPr>
+          <w:p>
+            <w:pPr>
+              <w:spacing w:after="0" w:before="0"/>
+            </w:pPr>
+            <w:r>
+              <w:rPr>
+                <w:sz w:val="19"/>
+              </w:rPr>
+              <w:t>$79/year</w:t>
+            </w:r>
+          </w:p>
+        </w:tc>
+        <w:tc>
+          <w:tcPr>
+            <w:tcW w:type="dxa" w:w="2160"/>
+            <w:tcMar>
+              <w:top w:w="100" w:type="dxa"/>
+              <w:bottom w:w="100" w:type="dxa"/>
+              <w:left w:w="150" w:type="dxa"/>
+              <w:right w:w="150" w:type="dxa"/>
+            </w:tcMar>
+          </w:tcPr>
+          <w:p>
+            <w:pPr>
+              <w:spacing w:after="0" w:before="0"/>
+            </w:pPr>
+            <w:r>
+              <w:rPr>
+                <w:sz w:val="19"/>
+              </w:rPr>
+              <w:t>All defects + 2 accidental damage claims + battery replacement</w:t>
+            </w:r>
+          </w:p>
+        </w:tc>
+      </w:tr>
+    </w:tbl>
+    <w:p/>
+    <w:p>
+      <w:pPr>
+        <w:spacing w:after="120" w:line="276" w:lineRule="auto"/>
+      </w:pPr>
+      <w:r>
+        <w:t xml:space="preserve">To purchase an extended plan, visit </w:t>
+      </w:r>
+      <w:r>
+        <w:rPr>
+          <w:b/>
+        </w:rPr>
+        <w:t>Settings → Warranty → Upgrade Plan</w:t>
+      </w:r>
+      <w:r>
+        <w:t xml:space="preserve"> or contact your Account Manager.</w:t>
       </w:r>
     </w:p>
     <w:p>
       <w:r>
         <w:rPr>
-          <w:rFonts w:ascii="Arial" w:hAnsi="Arial"/>
-          <w:color w:val="334155"/>
-          <w:sz w:val="22"/>
+          <w:color w:val="E2E8F0"/>
         </w:rPr>
-        <w:t>Step 3: Securely package the unit and drop off at an authorized carrier shipment center.</w:t>
+        <w:t>____________________________________________________</w:t>
       </w:r>
     </w:p>
     <w:p>
+      <w:pPr>
+        <w:spacing w:before="240" w:after="80"/>
+      </w:pPr>
       <w:r>
         <w:rPr>
           <w:rFonts w:ascii="Arial" w:hAnsi="Arial"/>
-          <w:color w:val="334155"/>
-          <w:sz w:val="22"/>
+          <w:b/>
+          <w:color w:val="4F46E5"/>
+          <w:sz w:val="28"/>
         </w:rPr>
-        <w:t>Step 4: Once scanned by the carrier, a replacement unit is dispatched via 2-day expedited air delivery.</w:t>
+        <w:t>🔗 Cross-References &amp; Related Wiki Documents</w:t>
       </w:r>
     </w:p>
-    <w:p/>
+    <w:p>
+      <w:pPr>
+        <w:pStyle w:val="ListBullet"/>
+        <w:spacing w:after="60"/>
+      </w:pPr>
+      <w:r>
+        <w:t>[Master Wiki Index](../INDEX.md)</w:t>
+      </w:r>
+    </w:p>
+    <w:p>
+      <w:pPr>
+        <w:pStyle w:val="ListBullet"/>
+        <w:spacing w:after="60"/>
+      </w:pPr>
+      <w:r>
+        <w:t>[Customer Support SLA &amp; Escalation Policy](../customer_support/01_sla_and_escalation.md)</w:t>
+      </w:r>
+    </w:p>
+    <w:p>
+      <w:pPr>
+        <w:pStyle w:val="ListBullet"/>
+        <w:spacing w:after="60"/>
+      </w:pPr>
+      <w:r>
+        <w:t>[Subscription Billing &amp; Refund Policy](../billing/02_refund_and_subscription.md)</w:t>
+      </w:r>
+    </w:p>
+    <w:p>
+      <w:pPr>
+        <w:pStyle w:val="ListBullet"/>
+        <w:spacing w:after="60"/>
+      </w:pPr>
+      <w:r>
+        <w:t>[Technical Troubleshooting &amp; FAQ](../technical/03_troubleshooting_faq.md)</w:t>
+      </w:r>
+    </w:p>
     <w:sectPr>
       <w:pgSz w:w="12240" w:h="15840"/>
       <w:pgMar w:top="1440" w:right="1800" w:bottom="1440" w:left="1800" w:header="720" w:footer="720" w:gutter="0"/>
@@ -506,6 +2775,11 @@
     <w:name w:val="Normal"/>
     <w:qFormat/>
     <w:rsid w:val="00FC693F"/>
+    <w:rPr>
+      <w:rFonts w:ascii="Arial" w:hAnsi="Arial"/>
+      <w:color w:val="334155"/>
+      <w:sz w:val="21"/>
+    </w:rPr>
   </w:style>
   <w:style w:type="paragraph" w:styleId="Header">
     <w:name w:val="header"/>
